--- a/outputs/report/tobit_pipeline_report.docx
+++ b/outputs/report/tobit_pipeline_report.docx
@@ -42,7 +42,7 @@
         <w:pStyle w:val="FirstParagraph"/>
       </w:pPr>
       <w:r>
-        <w:t xml:space="preserve">Generated on 2026-03-14 22:24 -05.</w:t>
+        <w:t xml:space="preserve">Generated on 2026-03-21 21:21 -05.</w:t>
       </w:r>
     </w:p>
     <w:bookmarkStart w:id="9" w:name="inputs"/>

--- a/outputs/report/tobit_pipeline_report.docx
+++ b/outputs/report/tobit_pipeline_report.docx
@@ -28,7 +28,7 @@
         </w:p>
       </w:sdtContent>
     </w:sdt>
-    <w:bookmarkStart w:id="36" w:name="tobit-regression-pipeline-report"/>
+    <w:bookmarkStart w:id="43" w:name="tobit-regression-pipeline-report"/>
     <w:p>
       <w:pPr>
         <w:pStyle w:val="Heading1"/>
@@ -42,7 +42,7 @@
         <w:pStyle w:val="FirstParagraph"/>
       </w:pPr>
       <w:r>
-        <w:t xml:space="preserve">Generated on 2026-03-22 11:19 -05.</w:t>
+        <w:t xml:space="preserve">Generated on 2026-03-22 11:32 -05.</w:t>
       </w:r>
     </w:p>
     <w:bookmarkStart w:id="9" w:name="inputs"/>
@@ -1565,13 +1565,13 @@
       </w:r>
     </w:p>
     <w:bookmarkEnd w:id="15"/>
-    <w:bookmarkStart w:id="29" w:name="descriptive-patterns"/>
+    <w:bookmarkStart w:id="22" w:name="exploratory-data-analysis"/>
     <w:p>
       <w:pPr>
         <w:pStyle w:val="Heading2"/>
       </w:pPr>
       <w:r>
-        <w:t xml:space="preserve">Descriptive Patterns</w:t>
+        <w:t xml:space="preserve">Exploratory Data Analysis</w:t>
       </w:r>
     </w:p>
     <w:p>
@@ -1579,874 +1579,7 @@
         <w:pStyle w:val="FirstParagraph"/>
       </w:pPr>
       <w:r>
-        <w:t xml:space="preserve">The observed Tobit outcome is the raw moral-judgment score from -9 to 9, where lower values indicate harsher condemnation. Descriptively, accepted harmful deals receive much lower ratings than rejected deals (mean judgment -3.19 versus 6.21 ). Within the harmful-decision sample, same-faculty harm averages -3.55 judgment points compared with -2.91 for cross-faculty harm. Outgroup perpetrators average -3.12 judgment points versus -3.34 for labeled ingroup perpetrators.</w:t>
-      </w:r>
-    </w:p>
-    <w:tbl>
-      <w:tblPr>
-        <w:tblStyle w:val="Table"/>
-        <w:tblW w:type="auto" w:w="0"/>
-        <w:tblLook w:firstRow="1" w:lastRow="0" w:firstColumn="0" w:lastColumn="0" w:noHBand="0" w:noVBand="0" w:val="0020"/>
-      </w:tblPr>
-      <w:tblGrid>
-        <w:gridCol w:w="3960"/>
-        <w:gridCol w:w="3960"/>
-      </w:tblGrid>
-      <w:tr>
-        <w:trPr>
-          <w:tblHeader w:val="on"/>
-        </w:trPr>
-        <w:tc>
-          <w:tcPr/>
-          <w:p>
-            <w:pPr>
-              <w:pStyle w:val="Compact"/>
-            </w:pPr>
-            <w:r>
-              <w:t xml:space="preserve">Metric</w:t>
-            </w:r>
-          </w:p>
-        </w:tc>
-        <w:tc>
-          <w:tcPr/>
-          <w:p>
-            <w:pPr>
-              <w:pStyle w:val="Compact"/>
-            </w:pPr>
-            <w:r>
-              <w:t xml:space="preserve">Value</w:t>
-            </w:r>
-          </w:p>
-        </w:tc>
-      </w:tr>
-      <w:tr>
-        <w:tc>
-          <w:tcPr/>
-          <w:p>
-            <w:pPr>
-              <w:pStyle w:val="Compact"/>
-            </w:pPr>
-            <w:r>
-              <w:t xml:space="preserve">Negotiator-level judgments in analysis sample</w:t>
-            </w:r>
-          </w:p>
-        </w:tc>
-        <w:tc>
-          <w:tcPr/>
-          <w:p>
-            <w:pPr>
-              <w:pStyle w:val="Compact"/>
-            </w:pPr>
-            <w:r>
-              <w:t xml:space="preserve">1160.000</w:t>
-            </w:r>
-          </w:p>
-        </w:tc>
-      </w:tr>
-      <w:tr>
-        <w:tc>
-          <w:tcPr/>
-          <w:p>
-            <w:pPr>
-              <w:pStyle w:val="Compact"/>
-            </w:pPr>
-            <w:r>
-              <w:t xml:space="preserve">Harmful decisions in primary model sample</w:t>
-            </w:r>
-          </w:p>
-        </w:tc>
-        <w:tc>
-          <w:tcPr/>
-          <w:p>
-            <w:pPr>
-              <w:pStyle w:val="Compact"/>
-            </w:pPr>
-            <w:r>
-              <w:t xml:space="preserve">569.000</w:t>
-            </w:r>
-          </w:p>
-        </w:tc>
-      </w:tr>
-      <w:tr>
-        <w:tc>
-          <w:tcPr/>
-          <w:p>
-            <w:pPr>
-              <w:pStyle w:val="Compact"/>
-            </w:pPr>
-            <w:r>
-              <w:t xml:space="preserve">Acceptance rate in analysis sample</w:t>
-            </w:r>
-          </w:p>
-        </w:tc>
-        <w:tc>
-          <w:tcPr/>
-          <w:p>
-            <w:pPr>
-              <w:pStyle w:val="Compact"/>
-            </w:pPr>
-            <w:r>
-              <w:t xml:space="preserve">0.491</w:t>
-            </w:r>
-          </w:p>
-        </w:tc>
-      </w:tr>
-      <w:tr>
-        <w:tc>
-          <w:tcPr/>
-          <w:p>
-            <w:pPr>
-              <w:pStyle w:val="Compact"/>
-            </w:pPr>
-            <w:r>
-              <w:t xml:space="preserve">Mean raw judgment for rejected decisions</w:t>
-            </w:r>
-          </w:p>
-        </w:tc>
-        <w:tc>
-          <w:tcPr/>
-          <w:p>
-            <w:pPr>
-              <w:pStyle w:val="Compact"/>
-            </w:pPr>
-            <w:r>
-              <w:t xml:space="preserve">6.212</w:t>
-            </w:r>
-          </w:p>
-        </w:tc>
-      </w:tr>
-      <w:tr>
-        <w:tc>
-          <w:tcPr/>
-          <w:p>
-            <w:pPr>
-              <w:pStyle w:val="Compact"/>
-            </w:pPr>
-            <w:r>
-              <w:t xml:space="preserve">Mean raw judgment for accepted decisions</w:t>
-            </w:r>
-          </w:p>
-        </w:tc>
-        <w:tc>
-          <w:tcPr/>
-          <w:p>
-            <w:pPr>
-              <w:pStyle w:val="Compact"/>
-            </w:pPr>
-            <w:r>
-              <w:t xml:space="preserve">-3.192</w:t>
-            </w:r>
-          </w:p>
-        </w:tc>
-      </w:tr>
-      <w:tr>
-        <w:tc>
-          <w:tcPr/>
-          <w:p>
-            <w:pPr>
-              <w:pStyle w:val="Compact"/>
-            </w:pPr>
-            <w:r>
-              <w:t xml:space="preserve">Left-censored share at -9 in accepted sample</w:t>
-            </w:r>
-          </w:p>
-        </w:tc>
-        <w:tc>
-          <w:tcPr/>
-          <w:p>
-            <w:pPr>
-              <w:pStyle w:val="Compact"/>
-            </w:pPr>
-            <w:r>
-              <w:t xml:space="preserve">0.299</w:t>
-            </w:r>
-          </w:p>
-        </w:tc>
-      </w:tr>
-      <w:tr>
-        <w:tc>
-          <w:tcPr/>
-          <w:p>
-            <w:pPr>
-              <w:pStyle w:val="Compact"/>
-            </w:pPr>
-            <w:r>
-              <w:t xml:space="preserve">Right-censored share at 9 in accepted sample</w:t>
-            </w:r>
-          </w:p>
-        </w:tc>
-        <w:tc>
-          <w:tcPr/>
-          <w:p>
-            <w:pPr>
-              <w:pStyle w:val="Compact"/>
-            </w:pPr>
-            <w:r>
-              <w:t xml:space="preserve">0.047</w:t>
-            </w:r>
-          </w:p>
-        </w:tc>
-      </w:tr>
-    </w:tbl>
-    <w:p/>
-    <w:tbl>
-      <w:tblPr>
-        <w:tblStyle w:val="Table"/>
-        <w:tblW w:type="pct" w:w="5000"/>
-        <w:tblLayout w:type="fixed"/>
-        <w:tblLook w:firstRow="1" w:lastRow="0" w:firstColumn="0" w:lastColumn="0" w:noHBand="0" w:noVBand="0" w:val="0020"/>
-      </w:tblPr>
-      <w:tblGrid>
-        <w:gridCol w:w="990"/>
-        <w:gridCol w:w="990"/>
-        <w:gridCol w:w="990"/>
-        <w:gridCol w:w="990"/>
-        <w:gridCol w:w="990"/>
-        <w:gridCol w:w="990"/>
-        <w:gridCol w:w="990"/>
-        <w:gridCol w:w="990"/>
-      </w:tblGrid>
-      <w:tr>
-        <w:trPr>
-          <w:tblHeader w:val="on"/>
-        </w:trPr>
-        <w:tc>
-          <w:tcPr/>
-          <w:p>
-            <w:pPr>
-              <w:pStyle w:val="Compact"/>
-            </w:pPr>
-            <w:r>
-              <w:t xml:space="preserve">negotiator_alignment</w:t>
-            </w:r>
-          </w:p>
-        </w:tc>
-        <w:tc>
-          <w:tcPr/>
-          <w:p>
-            <w:pPr>
-              <w:pStyle w:val="Compact"/>
-            </w:pPr>
-            <w:r>
-              <w:t xml:space="preserve">role</w:t>
-            </w:r>
-          </w:p>
-        </w:tc>
-        <w:tc>
-          <w:tcPr/>
-          <w:p>
-            <w:pPr>
-              <w:pStyle w:val="Compact"/>
-            </w:pPr>
-            <w:r>
-              <w:t xml:space="preserve">Observations</w:t>
-            </w:r>
-          </w:p>
-        </w:tc>
-        <w:tc>
-          <w:tcPr/>
-          <w:p>
-            <w:pPr>
-              <w:pStyle w:val="Compact"/>
-            </w:pPr>
-            <w:r>
-              <w:t xml:space="preserve">MeanJudgement</w:t>
-            </w:r>
-          </w:p>
-        </w:tc>
-        <w:tc>
-          <w:tcPr/>
-          <w:p>
-            <w:pPr>
-              <w:pStyle w:val="Compact"/>
-            </w:pPr>
-            <w:r>
-              <w:t xml:space="preserve">SDJudgement</w:t>
-            </w:r>
-          </w:p>
-        </w:tc>
-        <w:tc>
-          <w:tcPr/>
-          <w:p>
-            <w:pPr>
-              <w:pStyle w:val="Compact"/>
-            </w:pPr>
-            <w:r>
-              <w:t xml:space="preserve">SEJudgement</w:t>
-            </w:r>
-          </w:p>
-        </w:tc>
-        <w:tc>
-          <w:tcPr/>
-          <w:p>
-            <w:pPr>
-              <w:pStyle w:val="Compact"/>
-            </w:pPr>
-            <w:r>
-              <w:t xml:space="preserve">Lower95</w:t>
-            </w:r>
-          </w:p>
-        </w:tc>
-        <w:tc>
-          <w:tcPr/>
-          <w:p>
-            <w:pPr>
-              <w:pStyle w:val="Compact"/>
-            </w:pPr>
-            <w:r>
-              <w:t xml:space="preserve">Upper95</w:t>
-            </w:r>
-          </w:p>
-        </w:tc>
-      </w:tr>
-      <w:tr>
-        <w:tc>
-          <w:tcPr/>
-          <w:p>
-            <w:pPr>
-              <w:pStyle w:val="Compact"/>
-            </w:pPr>
-            <w:r>
-              <w:t xml:space="preserve">ingroup</w:t>
-            </w:r>
-          </w:p>
-        </w:tc>
-        <w:tc>
-          <w:tcPr/>
-          <w:p>
-            <w:pPr>
-              <w:pStyle w:val="Compact"/>
-            </w:pPr>
-            <w:r>
-              <w:t xml:space="preserve">victim</w:t>
-            </w:r>
-          </w:p>
-        </w:tc>
-        <w:tc>
-          <w:tcPr/>
-          <w:p>
-            <w:pPr>
-              <w:pStyle w:val="Compact"/>
-            </w:pPr>
-            <w:r>
-              <w:t xml:space="preserve">95</w:t>
-            </w:r>
-          </w:p>
-        </w:tc>
-        <w:tc>
-          <w:tcPr/>
-          <w:p>
-            <w:pPr>
-              <w:pStyle w:val="Compact"/>
-            </w:pPr>
-            <w:r>
-              <w:t xml:space="preserve">-3.979</w:t>
-            </w:r>
-          </w:p>
-        </w:tc>
-        <w:tc>
-          <w:tcPr/>
-          <w:p>
-            <w:pPr>
-              <w:pStyle w:val="Compact"/>
-            </w:pPr>
-            <w:r>
-              <w:t xml:space="preserve">4.842</w:t>
-            </w:r>
-          </w:p>
-        </w:tc>
-        <w:tc>
-          <w:tcPr/>
-          <w:p>
-            <w:pPr>
-              <w:pStyle w:val="Compact"/>
-            </w:pPr>
-            <w:r>
-              <w:t xml:space="preserve">0.497</w:t>
-            </w:r>
-          </w:p>
-        </w:tc>
-        <w:tc>
-          <w:tcPr/>
-          <w:p>
-            <w:pPr>
-              <w:pStyle w:val="Compact"/>
-            </w:pPr>
-            <w:r>
-              <w:t xml:space="preserve">-4.953</w:t>
-            </w:r>
-          </w:p>
-        </w:tc>
-        <w:tc>
-          <w:tcPr/>
-          <w:p>
-            <w:pPr>
-              <w:pStyle w:val="Compact"/>
-            </w:pPr>
-            <w:r>
-              <w:t xml:space="preserve">-3.005</w:t>
-            </w:r>
-          </w:p>
-        </w:tc>
-      </w:tr>
-      <w:tr>
-        <w:tc>
-          <w:tcPr/>
-          <w:p>
-            <w:pPr>
-              <w:pStyle w:val="Compact"/>
-            </w:pPr>
-            <w:r>
-              <w:t xml:space="preserve">outgroup</w:t>
-            </w:r>
-          </w:p>
-        </w:tc>
-        <w:tc>
-          <w:tcPr/>
-          <w:p>
-            <w:pPr>
-              <w:pStyle w:val="Compact"/>
-            </w:pPr>
-            <w:r>
-              <w:t xml:space="preserve">victim</w:t>
-            </w:r>
-          </w:p>
-        </w:tc>
-        <w:tc>
-          <w:tcPr/>
-          <w:p>
-            <w:pPr>
-              <w:pStyle w:val="Compact"/>
-            </w:pPr>
-            <w:r>
-              <w:t xml:space="preserve">97</w:t>
-            </w:r>
-          </w:p>
-        </w:tc>
-        <w:tc>
-          <w:tcPr/>
-          <w:p>
-            <w:pPr>
-              <w:pStyle w:val="Compact"/>
-            </w:pPr>
-            <w:r>
-              <w:t xml:space="preserve">-3.289</w:t>
-            </w:r>
-          </w:p>
-        </w:tc>
-        <w:tc>
-          <w:tcPr/>
-          <w:p>
-            <w:pPr>
-              <w:pStyle w:val="Compact"/>
-            </w:pPr>
-            <w:r>
-              <w:t xml:space="preserve">5.278</w:t>
-            </w:r>
-          </w:p>
-        </w:tc>
-        <w:tc>
-          <w:tcPr/>
-          <w:p>
-            <w:pPr>
-              <w:pStyle w:val="Compact"/>
-            </w:pPr>
-            <w:r>
-              <w:t xml:space="preserve">0.536</w:t>
-            </w:r>
-          </w:p>
-        </w:tc>
-        <w:tc>
-          <w:tcPr/>
-          <w:p>
-            <w:pPr>
-              <w:pStyle w:val="Compact"/>
-            </w:pPr>
-            <w:r>
-              <w:t xml:space="preserve">-4.339</w:t>
-            </w:r>
-          </w:p>
-        </w:tc>
-        <w:tc>
-          <w:tcPr/>
-          <w:p>
-            <w:pPr>
-              <w:pStyle w:val="Compact"/>
-            </w:pPr>
-            <w:r>
-              <w:t xml:space="preserve">-2.238</w:t>
-            </w:r>
-          </w:p>
-        </w:tc>
-      </w:tr>
-      <w:tr>
-        <w:tc>
-          <w:tcPr/>
-          <w:p>
-            <w:pPr>
-              <w:pStyle w:val="Compact"/>
-            </w:pPr>
-            <w:r>
-              <w:t xml:space="preserve">control</w:t>
-            </w:r>
-          </w:p>
-        </w:tc>
-        <w:tc>
-          <w:tcPr/>
-          <w:p>
-            <w:pPr>
-              <w:pStyle w:val="Compact"/>
-            </w:pPr>
-            <w:r>
-              <w:t xml:space="preserve">victim</w:t>
-            </w:r>
-          </w:p>
-        </w:tc>
-        <w:tc>
-          <w:tcPr/>
-          <w:p>
-            <w:pPr>
-              <w:pStyle w:val="Compact"/>
-            </w:pPr>
-            <w:r>
-              <w:t xml:space="preserve">104</w:t>
-            </w:r>
-          </w:p>
-        </w:tc>
-        <w:tc>
-          <w:tcPr/>
-          <w:p>
-            <w:pPr>
-              <w:pStyle w:val="Compact"/>
-            </w:pPr>
-            <w:r>
-              <w:t xml:space="preserve">-3.740</w:t>
-            </w:r>
-          </w:p>
-        </w:tc>
-        <w:tc>
-          <w:tcPr/>
-          <w:p>
-            <w:pPr>
-              <w:pStyle w:val="Compact"/>
-            </w:pPr>
-            <w:r>
-              <w:t xml:space="preserve">5.593</w:t>
-            </w:r>
-          </w:p>
-        </w:tc>
-        <w:tc>
-          <w:tcPr/>
-          <w:p>
-            <w:pPr>
-              <w:pStyle w:val="Compact"/>
-            </w:pPr>
-            <w:r>
-              <w:t xml:space="preserve">0.548</w:t>
-            </w:r>
-          </w:p>
-        </w:tc>
-        <w:tc>
-          <w:tcPr/>
-          <w:p>
-            <w:pPr>
-              <w:pStyle w:val="Compact"/>
-            </w:pPr>
-            <w:r>
-              <w:t xml:space="preserve">-4.815</w:t>
-            </w:r>
-          </w:p>
-        </w:tc>
-        <w:tc>
-          <w:tcPr/>
-          <w:p>
-            <w:pPr>
-              <w:pStyle w:val="Compact"/>
-            </w:pPr>
-            <w:r>
-              <w:t xml:space="preserve">-2.665</w:t>
-            </w:r>
-          </w:p>
-        </w:tc>
-      </w:tr>
-      <w:tr>
-        <w:tc>
-          <w:tcPr/>
-          <w:p>
-            <w:pPr>
-              <w:pStyle w:val="Compact"/>
-            </w:pPr>
-            <w:r>
-              <w:t xml:space="preserve">ingroup</w:t>
-            </w:r>
-          </w:p>
-        </w:tc>
-        <w:tc>
-          <w:tcPr/>
-          <w:p>
-            <w:pPr>
-              <w:pStyle w:val="Compact"/>
-            </w:pPr>
-            <w:r>
-              <w:t xml:space="preserve">observer</w:t>
-            </w:r>
-          </w:p>
-        </w:tc>
-        <w:tc>
-          <w:tcPr/>
-          <w:p>
-            <w:pPr>
-              <w:pStyle w:val="Compact"/>
-            </w:pPr>
-            <w:r>
-              <w:t xml:space="preserve">92</w:t>
-            </w:r>
-          </w:p>
-        </w:tc>
-        <w:tc>
-          <w:tcPr/>
-          <w:p>
-            <w:pPr>
-              <w:pStyle w:val="Compact"/>
-            </w:pPr>
-            <w:r>
-              <w:t xml:space="preserve">-2.685</w:t>
-            </w:r>
-          </w:p>
-        </w:tc>
-        <w:tc>
-          <w:tcPr/>
-          <w:p>
-            <w:pPr>
-              <w:pStyle w:val="Compact"/>
-            </w:pPr>
-            <w:r>
-              <w:t xml:space="preserve">5.056</w:t>
-            </w:r>
-          </w:p>
-        </w:tc>
-        <w:tc>
-          <w:tcPr/>
-          <w:p>
-            <w:pPr>
-              <w:pStyle w:val="Compact"/>
-            </w:pPr>
-            <w:r>
-              <w:t xml:space="preserve">0.527</w:t>
-            </w:r>
-          </w:p>
-        </w:tc>
-        <w:tc>
-          <w:tcPr/>
-          <w:p>
-            <w:pPr>
-              <w:pStyle w:val="Compact"/>
-            </w:pPr>
-            <w:r>
-              <w:t xml:space="preserve">-3.718</w:t>
-            </w:r>
-          </w:p>
-        </w:tc>
-        <w:tc>
-          <w:tcPr/>
-          <w:p>
-            <w:pPr>
-              <w:pStyle w:val="Compact"/>
-            </w:pPr>
-            <w:r>
-              <w:t xml:space="preserve">-1.652</w:t>
-            </w:r>
-          </w:p>
-        </w:tc>
-      </w:tr>
-      <w:tr>
-        <w:tc>
-          <w:tcPr/>
-          <w:p>
-            <w:pPr>
-              <w:pStyle w:val="Compact"/>
-            </w:pPr>
-            <w:r>
-              <w:t xml:space="preserve">outgroup</w:t>
-            </w:r>
-          </w:p>
-        </w:tc>
-        <w:tc>
-          <w:tcPr/>
-          <w:p>
-            <w:pPr>
-              <w:pStyle w:val="Compact"/>
-            </w:pPr>
-            <w:r>
-              <w:t xml:space="preserve">observer</w:t>
-            </w:r>
-          </w:p>
-        </w:tc>
-        <w:tc>
-          <w:tcPr/>
-          <w:p>
-            <w:pPr>
-              <w:pStyle w:val="Compact"/>
-            </w:pPr>
-            <w:r>
-              <w:t xml:space="preserve">80</w:t>
-            </w:r>
-          </w:p>
-        </w:tc>
-        <w:tc>
-          <w:tcPr/>
-          <w:p>
-            <w:pPr>
-              <w:pStyle w:val="Compact"/>
-            </w:pPr>
-            <w:r>
-              <w:t xml:space="preserve">-2.913</w:t>
-            </w:r>
-          </w:p>
-        </w:tc>
-        <w:tc>
-          <w:tcPr/>
-          <w:p>
-            <w:pPr>
-              <w:pStyle w:val="Compact"/>
-            </w:pPr>
-            <w:r>
-              <w:t xml:space="preserve">5.406</w:t>
-            </w:r>
-          </w:p>
-        </w:tc>
-        <w:tc>
-          <w:tcPr/>
-          <w:p>
-            <w:pPr>
-              <w:pStyle w:val="Compact"/>
-            </w:pPr>
-            <w:r>
-              <w:t xml:space="preserve">0.604</w:t>
-            </w:r>
-          </w:p>
-        </w:tc>
-        <w:tc>
-          <w:tcPr/>
-          <w:p>
-            <w:pPr>
-              <w:pStyle w:val="Compact"/>
-            </w:pPr>
-            <w:r>
-              <w:t xml:space="preserve">-4.097</w:t>
-            </w:r>
-          </w:p>
-        </w:tc>
-        <w:tc>
-          <w:tcPr/>
-          <w:p>
-            <w:pPr>
-              <w:pStyle w:val="Compact"/>
-            </w:pPr>
-            <w:r>
-              <w:t xml:space="preserve">-1.728</w:t>
-            </w:r>
-          </w:p>
-        </w:tc>
-      </w:tr>
-      <w:tr>
-        <w:tc>
-          <w:tcPr/>
-          <w:p>
-            <w:pPr>
-              <w:pStyle w:val="Compact"/>
-            </w:pPr>
-            <w:r>
-              <w:t xml:space="preserve">control</w:t>
-            </w:r>
-          </w:p>
-        </w:tc>
-        <w:tc>
-          <w:tcPr/>
-          <w:p>
-            <w:pPr>
-              <w:pStyle w:val="Compact"/>
-            </w:pPr>
-            <w:r>
-              <w:t xml:space="preserve">observer</w:t>
-            </w:r>
-          </w:p>
-        </w:tc>
-        <w:tc>
-          <w:tcPr/>
-          <w:p>
-            <w:pPr>
-              <w:pStyle w:val="Compact"/>
-            </w:pPr>
-            <w:r>
-              <w:t xml:space="preserve">101</w:t>
-            </w:r>
-          </w:p>
-        </w:tc>
-        <w:tc>
-          <w:tcPr/>
-          <w:p>
-            <w:pPr>
-              <w:pStyle w:val="Compact"/>
-            </w:pPr>
-            <w:r>
-              <w:t xml:space="preserve">-2.475</w:t>
-            </w:r>
-          </w:p>
-        </w:tc>
-        <w:tc>
-          <w:tcPr/>
-          <w:p>
-            <w:pPr>
-              <w:pStyle w:val="Compact"/>
-            </w:pPr>
-            <w:r>
-              <w:t xml:space="preserve">5.723</w:t>
-            </w:r>
-          </w:p>
-        </w:tc>
-        <w:tc>
-          <w:tcPr/>
-          <w:p>
-            <w:pPr>
-              <w:pStyle w:val="Compact"/>
-            </w:pPr>
-            <w:r>
-              <w:t xml:space="preserve">0.569</w:t>
-            </w:r>
-          </w:p>
-        </w:tc>
-        <w:tc>
-          <w:tcPr/>
-          <w:p>
-            <w:pPr>
-              <w:pStyle w:val="Compact"/>
-            </w:pPr>
-            <w:r>
-              <w:t xml:space="preserve">-3.591</w:t>
-            </w:r>
-          </w:p>
-        </w:tc>
-        <w:tc>
-          <w:tcPr/>
-          <w:p>
-            <w:pPr>
-              <w:pStyle w:val="Compact"/>
-            </w:pPr>
-            <w:r>
-              <w:t xml:space="preserve">-1.359</w:t>
-            </w:r>
-          </w:p>
-        </w:tc>
-      </w:tr>
-    </w:tbl>
-    <w:bookmarkStart w:id="28" w:name="figures"/>
-    <w:p>
-      <w:pPr>
-        <w:pStyle w:val="Heading3"/>
-      </w:pPr>
-      <w:r>
-        <w:t xml:space="preserve">Figures</w:t>
+        <w:t xml:space="preserve">We first explore the raw dependent variable, showing its bounded nature and the piling up at the endpoints which justifies the Tobit approach.</w:t>
       </w:r>
     </w:p>
     <w:p>
@@ -2458,12 +1591,12 @@
           <wp:inline>
             <wp:extent cx="5334000" cy="3333749"/>
             <wp:effectExtent b="0" l="0" r="0" t="0"/>
-            <wp:docPr descr="Age distribution" title="" id="17" name="Picture"/>
+            <wp:docPr descr="Judgment Frequency" title="" id="17" name="Picture"/>
             <a:graphic>
               <a:graphicData uri="http://schemas.openxmlformats.org/drawingml/2006/picture">
                 <pic:pic>
                   <pic:nvPicPr>
-                    <pic:cNvPr descr="../figures/figure_01_age_distribution.png" id="18" name="Picture"/>
+                    <pic:cNvPr descr="../figures/figure_eda_judgement_frequency.png" id="18" name="Picture"/>
                     <pic:cNvPicPr>
                       <a:picLocks noChangeArrowheads="1" noChangeAspect="1"/>
                     </pic:cNvPicPr>
@@ -2501,9 +1634,376 @@
         <w:pStyle w:val="ImageCaption"/>
       </w:pPr>
       <w:r>
-        <w:t xml:space="preserve">Age distribution</w:t>
+        <w:t xml:space="preserve">Judgment Frequency</w:t>
       </w:r>
     </w:p>
+    <w:p>
+      <w:pPr>
+        <w:pStyle w:val="BodyText"/>
+      </w:pPr>
+      <w:r>
+        <w:t xml:space="preserve">Additionally, the following table and scatterplots summarize the relationship between moral judgments and each empathy subscale.</w:t>
+      </w:r>
+    </w:p>
+    <w:tbl>
+      <w:tblPr>
+        <w:tblStyle w:val="Table"/>
+        <w:tblW w:type="auto" w:w="0"/>
+        <w:tblLook w:firstRow="1" w:lastRow="0" w:firstColumn="0" w:lastColumn="0" w:noHBand="0" w:noVBand="0" w:val="0020"/>
+      </w:tblPr>
+      <w:tblGrid>
+        <w:gridCol w:w="1584"/>
+        <w:gridCol w:w="1584"/>
+        <w:gridCol w:w="1584"/>
+        <w:gridCol w:w="1584"/>
+        <w:gridCol w:w="1584"/>
+      </w:tblGrid>
+      <w:tr>
+        <w:trPr>
+          <w:tblHeader w:val="on"/>
+        </w:trPr>
+        <w:tc>
+          <w:tcPr/>
+          <w:p>
+            <w:pPr>
+              <w:pStyle w:val="Compact"/>
+            </w:pPr>
+            <w:r>
+              <w:t xml:space="preserve">Subscale</w:t>
+            </w:r>
+          </w:p>
+        </w:tc>
+        <w:tc>
+          <w:tcPr/>
+          <w:p>
+            <w:pPr>
+              <w:pStyle w:val="Compact"/>
+            </w:pPr>
+            <w:r>
+              <w:t xml:space="preserve">Pearson_r</w:t>
+            </w:r>
+          </w:p>
+        </w:tc>
+        <w:tc>
+          <w:tcPr/>
+          <w:p>
+            <w:pPr>
+              <w:pStyle w:val="Compact"/>
+            </w:pPr>
+            <w:r>
+              <w:t xml:space="preserve">P_value</w:t>
+            </w:r>
+          </w:p>
+        </w:tc>
+        <w:tc>
+          <w:tcPr/>
+          <w:p>
+            <w:pPr>
+              <w:pStyle w:val="Compact"/>
+            </w:pPr>
+            <w:r>
+              <w:t xml:space="preserve">CI_low</w:t>
+            </w:r>
+          </w:p>
+        </w:tc>
+        <w:tc>
+          <w:tcPr/>
+          <w:p>
+            <w:pPr>
+              <w:pStyle w:val="Compact"/>
+            </w:pPr>
+            <w:r>
+              <w:t xml:space="preserve">CI_high</w:t>
+            </w:r>
+          </w:p>
+        </w:tc>
+      </w:tr>
+      <w:tr>
+        <w:tc>
+          <w:tcPr/>
+          <w:p>
+            <w:pPr>
+              <w:pStyle w:val="Compact"/>
+            </w:pPr>
+            <w:r>
+              <w:t xml:space="preserve">iri_total</w:t>
+            </w:r>
+          </w:p>
+        </w:tc>
+        <w:tc>
+          <w:tcPr/>
+          <w:p>
+            <w:pPr>
+              <w:pStyle w:val="Compact"/>
+            </w:pPr>
+            <w:r>
+              <w:t xml:space="preserve">0.008</w:t>
+            </w:r>
+          </w:p>
+        </w:tc>
+        <w:tc>
+          <w:tcPr/>
+          <w:p>
+            <w:pPr>
+              <w:pStyle w:val="Compact"/>
+            </w:pPr>
+            <w:r>
+              <w:t xml:space="preserve">0.785</w:t>
+            </w:r>
+          </w:p>
+        </w:tc>
+        <w:tc>
+          <w:tcPr/>
+          <w:p>
+            <w:pPr>
+              <w:pStyle w:val="Compact"/>
+            </w:pPr>
+            <w:r>
+              <w:t xml:space="preserve">-0.050</w:t>
+            </w:r>
+          </w:p>
+        </w:tc>
+        <w:tc>
+          <w:tcPr/>
+          <w:p>
+            <w:pPr>
+              <w:pStyle w:val="Compact"/>
+            </w:pPr>
+            <w:r>
+              <w:t xml:space="preserve">0.066</w:t>
+            </w:r>
+          </w:p>
+        </w:tc>
+      </w:tr>
+      <w:tr>
+        <w:tc>
+          <w:tcPr/>
+          <w:p>
+            <w:pPr>
+              <w:pStyle w:val="Compact"/>
+            </w:pPr>
+            <w:r>
+              <w:t xml:space="preserve">iri_fs</w:t>
+            </w:r>
+          </w:p>
+        </w:tc>
+        <w:tc>
+          <w:tcPr/>
+          <w:p>
+            <w:pPr>
+              <w:pStyle w:val="Compact"/>
+            </w:pPr>
+            <w:r>
+              <w:t xml:space="preserve">0.005</w:t>
+            </w:r>
+          </w:p>
+        </w:tc>
+        <w:tc>
+          <w:tcPr/>
+          <w:p>
+            <w:pPr>
+              <w:pStyle w:val="Compact"/>
+            </w:pPr>
+            <w:r>
+              <w:t xml:space="preserve">0.856</w:t>
+            </w:r>
+          </w:p>
+        </w:tc>
+        <w:tc>
+          <w:tcPr/>
+          <w:p>
+            <w:pPr>
+              <w:pStyle w:val="Compact"/>
+            </w:pPr>
+            <w:r>
+              <w:t xml:space="preserve">-0.052</w:t>
+            </w:r>
+          </w:p>
+        </w:tc>
+        <w:tc>
+          <w:tcPr/>
+          <w:p>
+            <w:pPr>
+              <w:pStyle w:val="Compact"/>
+            </w:pPr>
+            <w:r>
+              <w:t xml:space="preserve">0.063</w:t>
+            </w:r>
+          </w:p>
+        </w:tc>
+      </w:tr>
+      <w:tr>
+        <w:tc>
+          <w:tcPr/>
+          <w:p>
+            <w:pPr>
+              <w:pStyle w:val="Compact"/>
+            </w:pPr>
+            <w:r>
+              <w:t xml:space="preserve">iri_ec</w:t>
+            </w:r>
+          </w:p>
+        </w:tc>
+        <w:tc>
+          <w:tcPr/>
+          <w:p>
+            <w:pPr>
+              <w:pStyle w:val="Compact"/>
+            </w:pPr>
+            <w:r>
+              <w:t xml:space="preserve">-0.092</w:t>
+            </w:r>
+          </w:p>
+        </w:tc>
+        <w:tc>
+          <w:tcPr/>
+          <w:p>
+            <w:pPr>
+              <w:pStyle w:val="Compact"/>
+            </w:pPr>
+            <w:r>
+              <w:t xml:space="preserve">0.002</w:t>
+            </w:r>
+          </w:p>
+        </w:tc>
+        <w:tc>
+          <w:tcPr/>
+          <w:p>
+            <w:pPr>
+              <w:pStyle w:val="Compact"/>
+            </w:pPr>
+            <w:r>
+              <w:t xml:space="preserve">-0.149</w:t>
+            </w:r>
+          </w:p>
+        </w:tc>
+        <w:tc>
+          <w:tcPr/>
+          <w:p>
+            <w:pPr>
+              <w:pStyle w:val="Compact"/>
+            </w:pPr>
+            <w:r>
+              <w:t xml:space="preserve">-0.034</w:t>
+            </w:r>
+          </w:p>
+        </w:tc>
+      </w:tr>
+      <w:tr>
+        <w:tc>
+          <w:tcPr/>
+          <w:p>
+            <w:pPr>
+              <w:pStyle w:val="Compact"/>
+            </w:pPr>
+            <w:r>
+              <w:t xml:space="preserve">iri_pt</w:t>
+            </w:r>
+          </w:p>
+        </w:tc>
+        <w:tc>
+          <w:tcPr/>
+          <w:p>
+            <w:pPr>
+              <w:pStyle w:val="Compact"/>
+            </w:pPr>
+            <w:r>
+              <w:t xml:space="preserve">0.042</w:t>
+            </w:r>
+          </w:p>
+        </w:tc>
+        <w:tc>
+          <w:tcPr/>
+          <w:p>
+            <w:pPr>
+              <w:pStyle w:val="Compact"/>
+            </w:pPr>
+            <w:r>
+              <w:t xml:space="preserve">0.154</w:t>
+            </w:r>
+          </w:p>
+        </w:tc>
+        <w:tc>
+          <w:tcPr/>
+          <w:p>
+            <w:pPr>
+              <w:pStyle w:val="Compact"/>
+            </w:pPr>
+            <w:r>
+              <w:t xml:space="preserve">-0.016</w:t>
+            </w:r>
+          </w:p>
+        </w:tc>
+        <w:tc>
+          <w:tcPr/>
+          <w:p>
+            <w:pPr>
+              <w:pStyle w:val="Compact"/>
+            </w:pPr>
+            <w:r>
+              <w:t xml:space="preserve">0.099</w:t>
+            </w:r>
+          </w:p>
+        </w:tc>
+      </w:tr>
+      <w:tr>
+        <w:tc>
+          <w:tcPr/>
+          <w:p>
+            <w:pPr>
+              <w:pStyle w:val="Compact"/>
+            </w:pPr>
+            <w:r>
+              <w:t xml:space="preserve">iri_pd</w:t>
+            </w:r>
+          </w:p>
+        </w:tc>
+        <w:tc>
+          <w:tcPr/>
+          <w:p>
+            <w:pPr>
+              <w:pStyle w:val="Compact"/>
+            </w:pPr>
+            <w:r>
+              <w:t xml:space="preserve">0.061</w:t>
+            </w:r>
+          </w:p>
+        </w:tc>
+        <w:tc>
+          <w:tcPr/>
+          <w:p>
+            <w:pPr>
+              <w:pStyle w:val="Compact"/>
+            </w:pPr>
+            <w:r>
+              <w:t xml:space="preserve">0.037</w:t>
+            </w:r>
+          </w:p>
+        </w:tc>
+        <w:tc>
+          <w:tcPr/>
+          <w:p>
+            <w:pPr>
+              <w:pStyle w:val="Compact"/>
+            </w:pPr>
+            <w:r>
+              <w:t xml:space="preserve">0.004</w:t>
+            </w:r>
+          </w:p>
+        </w:tc>
+        <w:tc>
+          <w:tcPr/>
+          <w:p>
+            <w:pPr>
+              <w:pStyle w:val="Compact"/>
+            </w:pPr>
+            <w:r>
+              <w:t xml:space="preserve">0.118</w:t>
+            </w:r>
+          </w:p>
+        </w:tc>
+      </w:tr>
+    </w:tbl>
     <w:p>
       <w:pPr>
         <w:pStyle w:val="CaptionedFigure"/>
@@ -2511,20 +2011,960 @@
       <w:r>
         <w:drawing>
           <wp:inline>
-            <wp:extent cx="5334000" cy="3333749"/>
+            <wp:extent cx="5334000" cy="4267200"/>
             <wp:effectExtent b="0" l="0" r="0" t="0"/>
-            <wp:docPr descr="Empathy composite distribution" title="" id="20" name="Picture"/>
+            <wp:docPr descr="Subscale Scatterplots" title="" id="20" name="Picture"/>
             <a:graphic>
               <a:graphicData uri="http://schemas.openxmlformats.org/drawingml/2006/picture">
                 <pic:pic>
                   <pic:nvPicPr>
-                    <pic:cNvPr descr="../figures/figure_02_iri_total_distribution.png" id="21" name="Picture"/>
+                    <pic:cNvPr descr="../figures/figure_eda_judgement_by_iri.png" id="21" name="Picture"/>
                     <pic:cNvPicPr>
                       <a:picLocks noChangeArrowheads="1" noChangeAspect="1"/>
                     </pic:cNvPicPr>
                   </pic:nvPicPr>
                   <pic:blipFill>
                     <a:blip r:embed="rId19"/>
+                    <a:stretch>
+                      <a:fillRect/>
+                    </a:stretch>
+                  </pic:blipFill>
+                  <pic:spPr bwMode="auto">
+                    <a:xfrm>
+                      <a:off x="0" y="0"/>
+                      <a:ext cx="5334000" cy="4267200"/>
+                    </a:xfrm>
+                    <a:prstGeom prst="rect">
+                      <a:avLst/>
+                    </a:prstGeom>
+                    <a:noFill/>
+                    <a:ln w="9525">
+                      <a:noFill/>
+                      <a:headEnd/>
+                      <a:tailEnd/>
+                    </a:ln>
+                  </pic:spPr>
+                </pic:pic>
+              </a:graphicData>
+            </a:graphic>
+          </wp:inline>
+        </w:drawing>
+      </w:r>
+    </w:p>
+    <w:p>
+      <w:pPr>
+        <w:pStyle w:val="ImageCaption"/>
+      </w:pPr>
+      <w:r>
+        <w:t xml:space="preserve">Subscale Scatterplots</w:t>
+      </w:r>
+    </w:p>
+    <w:bookmarkEnd w:id="22"/>
+    <w:bookmarkStart w:id="36" w:name="descriptive-patterns"/>
+    <w:p>
+      <w:pPr>
+        <w:pStyle w:val="Heading2"/>
+      </w:pPr>
+      <w:r>
+        <w:t xml:space="preserve">Descriptive Patterns</w:t>
+      </w:r>
+    </w:p>
+    <w:p>
+      <w:pPr>
+        <w:pStyle w:val="FirstParagraph"/>
+      </w:pPr>
+      <w:r>
+        <w:t xml:space="preserve">The observed Tobit outcome is the raw moral-judgment score from -9 to 9, where lower values indicate harsher condemnation. Descriptively, accepted harmful deals receive much lower ratings than rejected deals (mean judgment -3.19 versus 6.21 ). Within the harmful-decision sample, same-faculty harm averages -3.55 judgment points compared with -2.91 for cross-faculty harm. Outgroup perpetrators average -3.12 judgment points versus -3.34 for labeled ingroup perpetrators.</w:t>
+      </w:r>
+    </w:p>
+    <w:tbl>
+      <w:tblPr>
+        <w:tblStyle w:val="Table"/>
+        <w:tblW w:type="auto" w:w="0"/>
+        <w:tblLook w:firstRow="1" w:lastRow="0" w:firstColumn="0" w:lastColumn="0" w:noHBand="0" w:noVBand="0" w:val="0020"/>
+      </w:tblPr>
+      <w:tblGrid>
+        <w:gridCol w:w="3960"/>
+        <w:gridCol w:w="3960"/>
+      </w:tblGrid>
+      <w:tr>
+        <w:trPr>
+          <w:tblHeader w:val="on"/>
+        </w:trPr>
+        <w:tc>
+          <w:tcPr/>
+          <w:p>
+            <w:pPr>
+              <w:pStyle w:val="Compact"/>
+            </w:pPr>
+            <w:r>
+              <w:t xml:space="preserve">Metric</w:t>
+            </w:r>
+          </w:p>
+        </w:tc>
+        <w:tc>
+          <w:tcPr/>
+          <w:p>
+            <w:pPr>
+              <w:pStyle w:val="Compact"/>
+            </w:pPr>
+            <w:r>
+              <w:t xml:space="preserve">Value</w:t>
+            </w:r>
+          </w:p>
+        </w:tc>
+      </w:tr>
+      <w:tr>
+        <w:tc>
+          <w:tcPr/>
+          <w:p>
+            <w:pPr>
+              <w:pStyle w:val="Compact"/>
+            </w:pPr>
+            <w:r>
+              <w:t xml:space="preserve">Negotiator-level judgments in analysis sample</w:t>
+            </w:r>
+          </w:p>
+        </w:tc>
+        <w:tc>
+          <w:tcPr/>
+          <w:p>
+            <w:pPr>
+              <w:pStyle w:val="Compact"/>
+            </w:pPr>
+            <w:r>
+              <w:t xml:space="preserve">1160.000</w:t>
+            </w:r>
+          </w:p>
+        </w:tc>
+      </w:tr>
+      <w:tr>
+        <w:tc>
+          <w:tcPr/>
+          <w:p>
+            <w:pPr>
+              <w:pStyle w:val="Compact"/>
+            </w:pPr>
+            <w:r>
+              <w:t xml:space="preserve">Harmful decisions in primary model sample</w:t>
+            </w:r>
+          </w:p>
+        </w:tc>
+        <w:tc>
+          <w:tcPr/>
+          <w:p>
+            <w:pPr>
+              <w:pStyle w:val="Compact"/>
+            </w:pPr>
+            <w:r>
+              <w:t xml:space="preserve">569.000</w:t>
+            </w:r>
+          </w:p>
+        </w:tc>
+      </w:tr>
+      <w:tr>
+        <w:tc>
+          <w:tcPr/>
+          <w:p>
+            <w:pPr>
+              <w:pStyle w:val="Compact"/>
+            </w:pPr>
+            <w:r>
+              <w:t xml:space="preserve">Acceptance rate in analysis sample</w:t>
+            </w:r>
+          </w:p>
+        </w:tc>
+        <w:tc>
+          <w:tcPr/>
+          <w:p>
+            <w:pPr>
+              <w:pStyle w:val="Compact"/>
+            </w:pPr>
+            <w:r>
+              <w:t xml:space="preserve">0.491</w:t>
+            </w:r>
+          </w:p>
+        </w:tc>
+      </w:tr>
+      <w:tr>
+        <w:tc>
+          <w:tcPr/>
+          <w:p>
+            <w:pPr>
+              <w:pStyle w:val="Compact"/>
+            </w:pPr>
+            <w:r>
+              <w:t xml:space="preserve">Mean raw judgment for rejected decisions</w:t>
+            </w:r>
+          </w:p>
+        </w:tc>
+        <w:tc>
+          <w:tcPr/>
+          <w:p>
+            <w:pPr>
+              <w:pStyle w:val="Compact"/>
+            </w:pPr>
+            <w:r>
+              <w:t xml:space="preserve">6.212</w:t>
+            </w:r>
+          </w:p>
+        </w:tc>
+      </w:tr>
+      <w:tr>
+        <w:tc>
+          <w:tcPr/>
+          <w:p>
+            <w:pPr>
+              <w:pStyle w:val="Compact"/>
+            </w:pPr>
+            <w:r>
+              <w:t xml:space="preserve">Mean raw judgment for accepted decisions</w:t>
+            </w:r>
+          </w:p>
+        </w:tc>
+        <w:tc>
+          <w:tcPr/>
+          <w:p>
+            <w:pPr>
+              <w:pStyle w:val="Compact"/>
+            </w:pPr>
+            <w:r>
+              <w:t xml:space="preserve">-3.192</w:t>
+            </w:r>
+          </w:p>
+        </w:tc>
+      </w:tr>
+      <w:tr>
+        <w:tc>
+          <w:tcPr/>
+          <w:p>
+            <w:pPr>
+              <w:pStyle w:val="Compact"/>
+            </w:pPr>
+            <w:r>
+              <w:t xml:space="preserve">Left-censored share at -9 in accepted sample</w:t>
+            </w:r>
+          </w:p>
+        </w:tc>
+        <w:tc>
+          <w:tcPr/>
+          <w:p>
+            <w:pPr>
+              <w:pStyle w:val="Compact"/>
+            </w:pPr>
+            <w:r>
+              <w:t xml:space="preserve">0.299</w:t>
+            </w:r>
+          </w:p>
+        </w:tc>
+      </w:tr>
+      <w:tr>
+        <w:tc>
+          <w:tcPr/>
+          <w:p>
+            <w:pPr>
+              <w:pStyle w:val="Compact"/>
+            </w:pPr>
+            <w:r>
+              <w:t xml:space="preserve">Right-censored share at 9 in accepted sample</w:t>
+            </w:r>
+          </w:p>
+        </w:tc>
+        <w:tc>
+          <w:tcPr/>
+          <w:p>
+            <w:pPr>
+              <w:pStyle w:val="Compact"/>
+            </w:pPr>
+            <w:r>
+              <w:t xml:space="preserve">0.047</w:t>
+            </w:r>
+          </w:p>
+        </w:tc>
+      </w:tr>
+    </w:tbl>
+    <w:p/>
+    <w:tbl>
+      <w:tblPr>
+        <w:tblStyle w:val="Table"/>
+        <w:tblW w:type="pct" w:w="5000"/>
+        <w:tblLayout w:type="fixed"/>
+        <w:tblLook w:firstRow="1" w:lastRow="0" w:firstColumn="0" w:lastColumn="0" w:noHBand="0" w:noVBand="0" w:val="0020"/>
+      </w:tblPr>
+      <w:tblGrid>
+        <w:gridCol w:w="990"/>
+        <w:gridCol w:w="990"/>
+        <w:gridCol w:w="990"/>
+        <w:gridCol w:w="990"/>
+        <w:gridCol w:w="990"/>
+        <w:gridCol w:w="990"/>
+        <w:gridCol w:w="990"/>
+        <w:gridCol w:w="990"/>
+      </w:tblGrid>
+      <w:tr>
+        <w:trPr>
+          <w:tblHeader w:val="on"/>
+        </w:trPr>
+        <w:tc>
+          <w:tcPr/>
+          <w:p>
+            <w:pPr>
+              <w:pStyle w:val="Compact"/>
+            </w:pPr>
+            <w:r>
+              <w:t xml:space="preserve">negotiator_alignment</w:t>
+            </w:r>
+          </w:p>
+        </w:tc>
+        <w:tc>
+          <w:tcPr/>
+          <w:p>
+            <w:pPr>
+              <w:pStyle w:val="Compact"/>
+            </w:pPr>
+            <w:r>
+              <w:t xml:space="preserve">role</w:t>
+            </w:r>
+          </w:p>
+        </w:tc>
+        <w:tc>
+          <w:tcPr/>
+          <w:p>
+            <w:pPr>
+              <w:pStyle w:val="Compact"/>
+            </w:pPr>
+            <w:r>
+              <w:t xml:space="preserve">Observations</w:t>
+            </w:r>
+          </w:p>
+        </w:tc>
+        <w:tc>
+          <w:tcPr/>
+          <w:p>
+            <w:pPr>
+              <w:pStyle w:val="Compact"/>
+            </w:pPr>
+            <w:r>
+              <w:t xml:space="preserve">MeanJudgement</w:t>
+            </w:r>
+          </w:p>
+        </w:tc>
+        <w:tc>
+          <w:tcPr/>
+          <w:p>
+            <w:pPr>
+              <w:pStyle w:val="Compact"/>
+            </w:pPr>
+            <w:r>
+              <w:t xml:space="preserve">SDJudgement</w:t>
+            </w:r>
+          </w:p>
+        </w:tc>
+        <w:tc>
+          <w:tcPr/>
+          <w:p>
+            <w:pPr>
+              <w:pStyle w:val="Compact"/>
+            </w:pPr>
+            <w:r>
+              <w:t xml:space="preserve">SEJudgement</w:t>
+            </w:r>
+          </w:p>
+        </w:tc>
+        <w:tc>
+          <w:tcPr/>
+          <w:p>
+            <w:pPr>
+              <w:pStyle w:val="Compact"/>
+            </w:pPr>
+            <w:r>
+              <w:t xml:space="preserve">Lower95</w:t>
+            </w:r>
+          </w:p>
+        </w:tc>
+        <w:tc>
+          <w:tcPr/>
+          <w:p>
+            <w:pPr>
+              <w:pStyle w:val="Compact"/>
+            </w:pPr>
+            <w:r>
+              <w:t xml:space="preserve">Upper95</w:t>
+            </w:r>
+          </w:p>
+        </w:tc>
+      </w:tr>
+      <w:tr>
+        <w:tc>
+          <w:tcPr/>
+          <w:p>
+            <w:pPr>
+              <w:pStyle w:val="Compact"/>
+            </w:pPr>
+            <w:r>
+              <w:t xml:space="preserve">ingroup</w:t>
+            </w:r>
+          </w:p>
+        </w:tc>
+        <w:tc>
+          <w:tcPr/>
+          <w:p>
+            <w:pPr>
+              <w:pStyle w:val="Compact"/>
+            </w:pPr>
+            <w:r>
+              <w:t xml:space="preserve">victim</w:t>
+            </w:r>
+          </w:p>
+        </w:tc>
+        <w:tc>
+          <w:tcPr/>
+          <w:p>
+            <w:pPr>
+              <w:pStyle w:val="Compact"/>
+            </w:pPr>
+            <w:r>
+              <w:t xml:space="preserve">95</w:t>
+            </w:r>
+          </w:p>
+        </w:tc>
+        <w:tc>
+          <w:tcPr/>
+          <w:p>
+            <w:pPr>
+              <w:pStyle w:val="Compact"/>
+            </w:pPr>
+            <w:r>
+              <w:t xml:space="preserve">-3.979</w:t>
+            </w:r>
+          </w:p>
+        </w:tc>
+        <w:tc>
+          <w:tcPr/>
+          <w:p>
+            <w:pPr>
+              <w:pStyle w:val="Compact"/>
+            </w:pPr>
+            <w:r>
+              <w:t xml:space="preserve">4.842</w:t>
+            </w:r>
+          </w:p>
+        </w:tc>
+        <w:tc>
+          <w:tcPr/>
+          <w:p>
+            <w:pPr>
+              <w:pStyle w:val="Compact"/>
+            </w:pPr>
+            <w:r>
+              <w:t xml:space="preserve">0.497</w:t>
+            </w:r>
+          </w:p>
+        </w:tc>
+        <w:tc>
+          <w:tcPr/>
+          <w:p>
+            <w:pPr>
+              <w:pStyle w:val="Compact"/>
+            </w:pPr>
+            <w:r>
+              <w:t xml:space="preserve">-4.953</w:t>
+            </w:r>
+          </w:p>
+        </w:tc>
+        <w:tc>
+          <w:tcPr/>
+          <w:p>
+            <w:pPr>
+              <w:pStyle w:val="Compact"/>
+            </w:pPr>
+            <w:r>
+              <w:t xml:space="preserve">-3.005</w:t>
+            </w:r>
+          </w:p>
+        </w:tc>
+      </w:tr>
+      <w:tr>
+        <w:tc>
+          <w:tcPr/>
+          <w:p>
+            <w:pPr>
+              <w:pStyle w:val="Compact"/>
+            </w:pPr>
+            <w:r>
+              <w:t xml:space="preserve">outgroup</w:t>
+            </w:r>
+          </w:p>
+        </w:tc>
+        <w:tc>
+          <w:tcPr/>
+          <w:p>
+            <w:pPr>
+              <w:pStyle w:val="Compact"/>
+            </w:pPr>
+            <w:r>
+              <w:t xml:space="preserve">victim</w:t>
+            </w:r>
+          </w:p>
+        </w:tc>
+        <w:tc>
+          <w:tcPr/>
+          <w:p>
+            <w:pPr>
+              <w:pStyle w:val="Compact"/>
+            </w:pPr>
+            <w:r>
+              <w:t xml:space="preserve">97</w:t>
+            </w:r>
+          </w:p>
+        </w:tc>
+        <w:tc>
+          <w:tcPr/>
+          <w:p>
+            <w:pPr>
+              <w:pStyle w:val="Compact"/>
+            </w:pPr>
+            <w:r>
+              <w:t xml:space="preserve">-3.289</w:t>
+            </w:r>
+          </w:p>
+        </w:tc>
+        <w:tc>
+          <w:tcPr/>
+          <w:p>
+            <w:pPr>
+              <w:pStyle w:val="Compact"/>
+            </w:pPr>
+            <w:r>
+              <w:t xml:space="preserve">5.278</w:t>
+            </w:r>
+          </w:p>
+        </w:tc>
+        <w:tc>
+          <w:tcPr/>
+          <w:p>
+            <w:pPr>
+              <w:pStyle w:val="Compact"/>
+            </w:pPr>
+            <w:r>
+              <w:t xml:space="preserve">0.536</w:t>
+            </w:r>
+          </w:p>
+        </w:tc>
+        <w:tc>
+          <w:tcPr/>
+          <w:p>
+            <w:pPr>
+              <w:pStyle w:val="Compact"/>
+            </w:pPr>
+            <w:r>
+              <w:t xml:space="preserve">-4.339</w:t>
+            </w:r>
+          </w:p>
+        </w:tc>
+        <w:tc>
+          <w:tcPr/>
+          <w:p>
+            <w:pPr>
+              <w:pStyle w:val="Compact"/>
+            </w:pPr>
+            <w:r>
+              <w:t xml:space="preserve">-2.238</w:t>
+            </w:r>
+          </w:p>
+        </w:tc>
+      </w:tr>
+      <w:tr>
+        <w:tc>
+          <w:tcPr/>
+          <w:p>
+            <w:pPr>
+              <w:pStyle w:val="Compact"/>
+            </w:pPr>
+            <w:r>
+              <w:t xml:space="preserve">control</w:t>
+            </w:r>
+          </w:p>
+        </w:tc>
+        <w:tc>
+          <w:tcPr/>
+          <w:p>
+            <w:pPr>
+              <w:pStyle w:val="Compact"/>
+            </w:pPr>
+            <w:r>
+              <w:t xml:space="preserve">victim</w:t>
+            </w:r>
+          </w:p>
+        </w:tc>
+        <w:tc>
+          <w:tcPr/>
+          <w:p>
+            <w:pPr>
+              <w:pStyle w:val="Compact"/>
+            </w:pPr>
+            <w:r>
+              <w:t xml:space="preserve">104</w:t>
+            </w:r>
+          </w:p>
+        </w:tc>
+        <w:tc>
+          <w:tcPr/>
+          <w:p>
+            <w:pPr>
+              <w:pStyle w:val="Compact"/>
+            </w:pPr>
+            <w:r>
+              <w:t xml:space="preserve">-3.740</w:t>
+            </w:r>
+          </w:p>
+        </w:tc>
+        <w:tc>
+          <w:tcPr/>
+          <w:p>
+            <w:pPr>
+              <w:pStyle w:val="Compact"/>
+            </w:pPr>
+            <w:r>
+              <w:t xml:space="preserve">5.593</w:t>
+            </w:r>
+          </w:p>
+        </w:tc>
+        <w:tc>
+          <w:tcPr/>
+          <w:p>
+            <w:pPr>
+              <w:pStyle w:val="Compact"/>
+            </w:pPr>
+            <w:r>
+              <w:t xml:space="preserve">0.548</w:t>
+            </w:r>
+          </w:p>
+        </w:tc>
+        <w:tc>
+          <w:tcPr/>
+          <w:p>
+            <w:pPr>
+              <w:pStyle w:val="Compact"/>
+            </w:pPr>
+            <w:r>
+              <w:t xml:space="preserve">-4.815</w:t>
+            </w:r>
+          </w:p>
+        </w:tc>
+        <w:tc>
+          <w:tcPr/>
+          <w:p>
+            <w:pPr>
+              <w:pStyle w:val="Compact"/>
+            </w:pPr>
+            <w:r>
+              <w:t xml:space="preserve">-2.665</w:t>
+            </w:r>
+          </w:p>
+        </w:tc>
+      </w:tr>
+      <w:tr>
+        <w:tc>
+          <w:tcPr/>
+          <w:p>
+            <w:pPr>
+              <w:pStyle w:val="Compact"/>
+            </w:pPr>
+            <w:r>
+              <w:t xml:space="preserve">ingroup</w:t>
+            </w:r>
+          </w:p>
+        </w:tc>
+        <w:tc>
+          <w:tcPr/>
+          <w:p>
+            <w:pPr>
+              <w:pStyle w:val="Compact"/>
+            </w:pPr>
+            <w:r>
+              <w:t xml:space="preserve">observer</w:t>
+            </w:r>
+          </w:p>
+        </w:tc>
+        <w:tc>
+          <w:tcPr/>
+          <w:p>
+            <w:pPr>
+              <w:pStyle w:val="Compact"/>
+            </w:pPr>
+            <w:r>
+              <w:t xml:space="preserve">92</w:t>
+            </w:r>
+          </w:p>
+        </w:tc>
+        <w:tc>
+          <w:tcPr/>
+          <w:p>
+            <w:pPr>
+              <w:pStyle w:val="Compact"/>
+            </w:pPr>
+            <w:r>
+              <w:t xml:space="preserve">-2.685</w:t>
+            </w:r>
+          </w:p>
+        </w:tc>
+        <w:tc>
+          <w:tcPr/>
+          <w:p>
+            <w:pPr>
+              <w:pStyle w:val="Compact"/>
+            </w:pPr>
+            <w:r>
+              <w:t xml:space="preserve">5.056</w:t>
+            </w:r>
+          </w:p>
+        </w:tc>
+        <w:tc>
+          <w:tcPr/>
+          <w:p>
+            <w:pPr>
+              <w:pStyle w:val="Compact"/>
+            </w:pPr>
+            <w:r>
+              <w:t xml:space="preserve">0.527</w:t>
+            </w:r>
+          </w:p>
+        </w:tc>
+        <w:tc>
+          <w:tcPr/>
+          <w:p>
+            <w:pPr>
+              <w:pStyle w:val="Compact"/>
+            </w:pPr>
+            <w:r>
+              <w:t xml:space="preserve">-3.718</w:t>
+            </w:r>
+          </w:p>
+        </w:tc>
+        <w:tc>
+          <w:tcPr/>
+          <w:p>
+            <w:pPr>
+              <w:pStyle w:val="Compact"/>
+            </w:pPr>
+            <w:r>
+              <w:t xml:space="preserve">-1.652</w:t>
+            </w:r>
+          </w:p>
+        </w:tc>
+      </w:tr>
+      <w:tr>
+        <w:tc>
+          <w:tcPr/>
+          <w:p>
+            <w:pPr>
+              <w:pStyle w:val="Compact"/>
+            </w:pPr>
+            <w:r>
+              <w:t xml:space="preserve">outgroup</w:t>
+            </w:r>
+          </w:p>
+        </w:tc>
+        <w:tc>
+          <w:tcPr/>
+          <w:p>
+            <w:pPr>
+              <w:pStyle w:val="Compact"/>
+            </w:pPr>
+            <w:r>
+              <w:t xml:space="preserve">observer</w:t>
+            </w:r>
+          </w:p>
+        </w:tc>
+        <w:tc>
+          <w:tcPr/>
+          <w:p>
+            <w:pPr>
+              <w:pStyle w:val="Compact"/>
+            </w:pPr>
+            <w:r>
+              <w:t xml:space="preserve">80</w:t>
+            </w:r>
+          </w:p>
+        </w:tc>
+        <w:tc>
+          <w:tcPr/>
+          <w:p>
+            <w:pPr>
+              <w:pStyle w:val="Compact"/>
+            </w:pPr>
+            <w:r>
+              <w:t xml:space="preserve">-2.913</w:t>
+            </w:r>
+          </w:p>
+        </w:tc>
+        <w:tc>
+          <w:tcPr/>
+          <w:p>
+            <w:pPr>
+              <w:pStyle w:val="Compact"/>
+            </w:pPr>
+            <w:r>
+              <w:t xml:space="preserve">5.406</w:t>
+            </w:r>
+          </w:p>
+        </w:tc>
+        <w:tc>
+          <w:tcPr/>
+          <w:p>
+            <w:pPr>
+              <w:pStyle w:val="Compact"/>
+            </w:pPr>
+            <w:r>
+              <w:t xml:space="preserve">0.604</w:t>
+            </w:r>
+          </w:p>
+        </w:tc>
+        <w:tc>
+          <w:tcPr/>
+          <w:p>
+            <w:pPr>
+              <w:pStyle w:val="Compact"/>
+            </w:pPr>
+            <w:r>
+              <w:t xml:space="preserve">-4.097</w:t>
+            </w:r>
+          </w:p>
+        </w:tc>
+        <w:tc>
+          <w:tcPr/>
+          <w:p>
+            <w:pPr>
+              <w:pStyle w:val="Compact"/>
+            </w:pPr>
+            <w:r>
+              <w:t xml:space="preserve">-1.728</w:t>
+            </w:r>
+          </w:p>
+        </w:tc>
+      </w:tr>
+      <w:tr>
+        <w:tc>
+          <w:tcPr/>
+          <w:p>
+            <w:pPr>
+              <w:pStyle w:val="Compact"/>
+            </w:pPr>
+            <w:r>
+              <w:t xml:space="preserve">control</w:t>
+            </w:r>
+          </w:p>
+        </w:tc>
+        <w:tc>
+          <w:tcPr/>
+          <w:p>
+            <w:pPr>
+              <w:pStyle w:val="Compact"/>
+            </w:pPr>
+            <w:r>
+              <w:t xml:space="preserve">observer</w:t>
+            </w:r>
+          </w:p>
+        </w:tc>
+        <w:tc>
+          <w:tcPr/>
+          <w:p>
+            <w:pPr>
+              <w:pStyle w:val="Compact"/>
+            </w:pPr>
+            <w:r>
+              <w:t xml:space="preserve">101</w:t>
+            </w:r>
+          </w:p>
+        </w:tc>
+        <w:tc>
+          <w:tcPr/>
+          <w:p>
+            <w:pPr>
+              <w:pStyle w:val="Compact"/>
+            </w:pPr>
+            <w:r>
+              <w:t xml:space="preserve">-2.475</w:t>
+            </w:r>
+          </w:p>
+        </w:tc>
+        <w:tc>
+          <w:tcPr/>
+          <w:p>
+            <w:pPr>
+              <w:pStyle w:val="Compact"/>
+            </w:pPr>
+            <w:r>
+              <w:t xml:space="preserve">5.723</w:t>
+            </w:r>
+          </w:p>
+        </w:tc>
+        <w:tc>
+          <w:tcPr/>
+          <w:p>
+            <w:pPr>
+              <w:pStyle w:val="Compact"/>
+            </w:pPr>
+            <w:r>
+              <w:t xml:space="preserve">0.569</w:t>
+            </w:r>
+          </w:p>
+        </w:tc>
+        <w:tc>
+          <w:tcPr/>
+          <w:p>
+            <w:pPr>
+              <w:pStyle w:val="Compact"/>
+            </w:pPr>
+            <w:r>
+              <w:t xml:space="preserve">-3.591</w:t>
+            </w:r>
+          </w:p>
+        </w:tc>
+        <w:tc>
+          <w:tcPr/>
+          <w:p>
+            <w:pPr>
+              <w:pStyle w:val="Compact"/>
+            </w:pPr>
+            <w:r>
+              <w:t xml:space="preserve">-1.359</w:t>
+            </w:r>
+          </w:p>
+        </w:tc>
+      </w:tr>
+    </w:tbl>
+    <w:bookmarkStart w:id="35" w:name="figures"/>
+    <w:p>
+      <w:pPr>
+        <w:pStyle w:val="Heading3"/>
+      </w:pPr>
+      <w:r>
+        <w:t xml:space="preserve">Figures</w:t>
+      </w:r>
+    </w:p>
+    <w:p>
+      <w:pPr>
+        <w:pStyle w:val="CaptionedFigure"/>
+      </w:pPr>
+      <w:r>
+        <w:drawing>
+          <wp:inline>
+            <wp:extent cx="5334000" cy="3333749"/>
+            <wp:effectExtent b="0" l="0" r="0" t="0"/>
+            <wp:docPr descr="Age distribution" title="" id="24" name="Picture"/>
+            <a:graphic>
+              <a:graphicData uri="http://schemas.openxmlformats.org/drawingml/2006/picture">
+                <pic:pic>
+                  <pic:nvPicPr>
+                    <pic:cNvPr descr="../figures/figure_01_age_distribution.png" id="25" name="Picture"/>
+                    <pic:cNvPicPr>
+                      <a:picLocks noChangeArrowheads="1" noChangeAspect="1"/>
+                    </pic:cNvPicPr>
+                  </pic:nvPicPr>
+                  <pic:blipFill>
+                    <a:blip r:embed="rId23"/>
                     <a:stretch>
                       <a:fillRect/>
                     </a:stretch>
@@ -2556,7 +2996,7 @@
         <w:pStyle w:val="ImageCaption"/>
       </w:pPr>
       <w:r>
-        <w:t xml:space="preserve">Empathy composite distribution</w:t>
+        <w:t xml:space="preserve">Age distribution</w:t>
       </w:r>
     </w:p>
     <w:p>
@@ -2568,18 +3008,18 @@
           <wp:inline>
             <wp:extent cx="5334000" cy="3333749"/>
             <wp:effectExtent b="0" l="0" r="0" t="0"/>
-            <wp:docPr descr="Judgment by decision" title="" id="23" name="Picture"/>
+            <wp:docPr descr="Empathy composite distribution" title="" id="27" name="Picture"/>
             <a:graphic>
               <a:graphicData uri="http://schemas.openxmlformats.org/drawingml/2006/picture">
                 <pic:pic>
                   <pic:nvPicPr>
-                    <pic:cNvPr descr="../figures/figure_03_judgement_by_decision.png" id="24" name="Picture"/>
+                    <pic:cNvPr descr="../figures/figure_02_iri_total_distribution.png" id="28" name="Picture"/>
                     <pic:cNvPicPr>
                       <a:picLocks noChangeArrowheads="1" noChangeAspect="1"/>
                     </pic:cNvPicPr>
                   </pic:nvPicPr>
                   <pic:blipFill>
-                    <a:blip r:embed="rId22"/>
+                    <a:blip r:embed="rId26"/>
                     <a:stretch>
                       <a:fillRect/>
                     </a:stretch>
@@ -2611,7 +3051,7 @@
         <w:pStyle w:val="ImageCaption"/>
       </w:pPr>
       <w:r>
-        <w:t xml:space="preserve">Judgment by decision</w:t>
+        <w:t xml:space="preserve">Empathy composite distribution</w:t>
       </w:r>
     </w:p>
     <w:p>
@@ -2621,20 +3061,75 @@
       <w:r>
         <w:drawing>
           <wp:inline>
-            <wp:extent cx="5334000" cy="3259666"/>
+            <wp:extent cx="5334000" cy="3333749"/>
             <wp:effectExtent b="0" l="0" r="0" t="0"/>
-            <wp:docPr descr="Harmful decisions by group" title="" id="26" name="Picture"/>
+            <wp:docPr descr="Judgment by decision" title="" id="30" name="Picture"/>
             <a:graphic>
               <a:graphicData uri="http://schemas.openxmlformats.org/drawingml/2006/picture">
                 <pic:pic>
                   <pic:nvPicPr>
-                    <pic:cNvPr descr="../figures/figure_04_harmful_decisions_by_group.png" id="27" name="Picture"/>
+                    <pic:cNvPr descr="../figures/figure_03_judgement_by_decision.png" id="31" name="Picture"/>
                     <pic:cNvPicPr>
                       <a:picLocks noChangeArrowheads="1" noChangeAspect="1"/>
                     </pic:cNvPicPr>
                   </pic:nvPicPr>
                   <pic:blipFill>
-                    <a:blip r:embed="rId25"/>
+                    <a:blip r:embed="rId29"/>
+                    <a:stretch>
+                      <a:fillRect/>
+                    </a:stretch>
+                  </pic:blipFill>
+                  <pic:spPr bwMode="auto">
+                    <a:xfrm>
+                      <a:off x="0" y="0"/>
+                      <a:ext cx="5334000" cy="3333749"/>
+                    </a:xfrm>
+                    <a:prstGeom prst="rect">
+                      <a:avLst/>
+                    </a:prstGeom>
+                    <a:noFill/>
+                    <a:ln w="9525">
+                      <a:noFill/>
+                      <a:headEnd/>
+                      <a:tailEnd/>
+                    </a:ln>
+                  </pic:spPr>
+                </pic:pic>
+              </a:graphicData>
+            </a:graphic>
+          </wp:inline>
+        </w:drawing>
+      </w:r>
+    </w:p>
+    <w:p>
+      <w:pPr>
+        <w:pStyle w:val="ImageCaption"/>
+      </w:pPr>
+      <w:r>
+        <w:t xml:space="preserve">Judgment by decision</w:t>
+      </w:r>
+    </w:p>
+    <w:p>
+      <w:pPr>
+        <w:pStyle w:val="CaptionedFigure"/>
+      </w:pPr>
+      <w:r>
+        <w:drawing>
+          <wp:inline>
+            <wp:extent cx="5334000" cy="3259666"/>
+            <wp:effectExtent b="0" l="0" r="0" t="0"/>
+            <wp:docPr descr="Harmful decisions by group" title="" id="33" name="Picture"/>
+            <a:graphic>
+              <a:graphicData uri="http://schemas.openxmlformats.org/drawingml/2006/picture">
+                <pic:pic>
+                  <pic:nvPicPr>
+                    <pic:cNvPr descr="../figures/figure_04_harmful_decisions_by_group.png" id="34" name="Picture"/>
+                    <pic:cNvPicPr>
+                      <a:picLocks noChangeArrowheads="1" noChangeAspect="1"/>
+                    </pic:cNvPicPr>
+                  </pic:nvPicPr>
+                  <pic:blipFill>
+                    <a:blip r:embed="rId32"/>
                     <a:stretch>
                       <a:fillRect/>
                     </a:stretch>
@@ -2669,9 +3164,9 @@
         <w:t xml:space="preserve">Harmful decisions by group</w:t>
       </w:r>
     </w:p>
-    <w:bookmarkEnd w:id="28"/>
-    <w:bookmarkEnd w:id="29"/>
-    <w:bookmarkStart w:id="33" w:name="tobit-models"/>
+    <w:bookmarkEnd w:id="35"/>
+    <w:bookmarkEnd w:id="36"/>
+    <w:bookmarkStart w:id="40" w:name="tobit-models"/>
     <w:p>
       <w:pPr>
         <w:pStyle w:val="Heading2"/>
@@ -2688,7 +3183,7 @@
         <w:t xml:space="preserve">In the main harmful-decision Tobit model, higher empathy is associated with harsher judgments (b = -0.79, 95% CI [-2.86, 1.29], p = 0.457; not statistically distinguishable from zero). Outgroup perpetrators receive more favorable judgments than ingroup perpetrators (b = 0.08, 95% CI [-1.27, 1.44], p = 0.906; not statistically distinguishable from zero). The empathy slope becomes more negative in outgroup cases than ingroup cases (b = -0.45, 95% CI [-2.06, 1.16], p = 0.583; not statistically distinguishable from zero). In the same-faculty harm model, same-faculty harm is associated with harsher condemnation (b = -1.34, 95% CI [-2.88, 0.19], p = 0.087; not statistically distinguishable from zero).</w:t>
       </w:r>
     </w:p>
-    <w:bookmarkStart w:id="30" w:name="main-harmful-decision-tobit"/>
+    <w:bookmarkStart w:id="37" w:name="main-harmful-decision-tobit"/>
     <w:p>
       <w:pPr>
         <w:pStyle w:val="Heading3"/>
@@ -4280,8 +4775,8 @@
         </w:tc>
       </w:tr>
     </w:tbl>
-    <w:bookmarkEnd w:id="30"/>
-    <w:bookmarkStart w:id="31" w:name="same-faculty-harm-tobit"/>
+    <w:bookmarkEnd w:id="37"/>
+    <w:bookmarkStart w:id="38" w:name="same-faculty-harm-tobit"/>
     <w:p>
       <w:pPr>
         <w:pStyle w:val="Heading3"/>
@@ -5737,8 +6232,8 @@
         </w:tc>
       </w:tr>
     </w:tbl>
-    <w:bookmarkEnd w:id="31"/>
-    <w:bookmarkStart w:id="32" w:name="model-fit-summary"/>
+    <w:bookmarkEnd w:id="38"/>
+    <w:bookmarkStart w:id="39" w:name="model-fit-summary"/>
     <w:p>
       <w:pPr>
         <w:pStyle w:val="Heading3"/>
@@ -6128,9 +6623,9 @@
         </w:tc>
       </w:tr>
     </w:tbl>
-    <w:bookmarkEnd w:id="32"/>
-    <w:bookmarkEnd w:id="33"/>
-    <w:bookmarkStart w:id="34" w:name="hypothesis-validation"/>
+    <w:bookmarkEnd w:id="39"/>
+    <w:bookmarkEnd w:id="40"/>
+    <w:bookmarkStart w:id="41" w:name="hypothesis-validation"/>
     <w:p>
       <w:pPr>
         <w:pStyle w:val="Heading2"/>
@@ -6750,8 +7245,8 @@
         </w:tc>
       </w:tr>
     </w:tbl>
-    <w:bookmarkEnd w:id="34"/>
-    <w:bookmarkStart w:id="35" w:name="output-inventory"/>
+    <w:bookmarkEnd w:id="41"/>
+    <w:bookmarkStart w:id="42" w:name="output-inventory"/>
     <w:p>
       <w:pPr>
         <w:pStyle w:val="Heading2"/>
@@ -6874,8 +7369,8 @@
         <w:t xml:space="preserve">contains the Markdown report, Word report, LaTeX article, PDF article, and session information.</w:t>
       </w:r>
     </w:p>
-    <w:bookmarkEnd w:id="35"/>
-    <w:bookmarkEnd w:id="36"/>
+    <w:bookmarkEnd w:id="42"/>
+    <w:bookmarkEnd w:id="43"/>
     <w:sectPr>
       <w:footnotePr>
         <w:numRestart w:val="eachSect"/>
